--- a/paper_detailed.docx
+++ b/paper_detailed.docx
@@ -206,7 +206,21 @@
           <w:i w:val="0"/>
           <w:sz w:val="20"/>
         </w:rPr>
-        <w:t>입력 데이터는 단일 이미지 파일이 아니라 두 소스의 로그 정합 결과이다. Bucket A에는 primary fail map raw 파일이 저장되고, Bucket B에는 chip-level measurement 로그가 저장된다. 두 bucket은 wafer 식별 규칙과 ±10초 시간 오프셋을 이용해 자동 매칭되며, 256 연결 병렬 다운로드와 압축 해제(LZW, gzip) 후 Cython 기반 파싱(Python 대비 3~5× 가속)을 거쳐 wafer image와 positions JSON을 동시에 생성한다. positions JSON에는 rect, grid_edges, b, f, q와 함께 wafer-level yield, sys, lt, tm이 저장되며, 분류기와 UI가 동일 좌표계를 공유하도록 한다.</w:t>
+        <w:t>본 계층의 목적은 단순히 이미지를 생성하는 것이 아니라, wafer의 공간 패턴 정보와 chip-level 계측 정보를 동일 좌표계에서 결합한 공통 표현을 구축하는 데 있다. Bucket A의 raw fail-map 로그는 불량의 공간 분포를 정밀하게 담고 있지만 chip-level measurement를 포함하지 않고, Bucket B의 계측 로그는 BIN, FBT, QVL과 같은 수치 정보를 제공하지만 공간 패턴 자체를 직접 보여주지 않는다. 두 소스를 정합하여 wafer image와 positions JSON을 동시에 생성하면, 동일 wafer를 등록 불량 분류 입력, unknown defect 군집 검토, UI overlay, 향후 이미지-계측 multimodal 학습의 공통 샘플 단위로 재사용할 수 있다.</w:t>
+      </w:r>
+    </w:p>
+    <w:p>
+      <w:pPr>
+        <w:spacing w:line="240" w:lineRule="auto" w:after="60"/>
+      </w:pPr>
+      <w:r>
+        <w:rPr>
+          <w:rFonts w:ascii="Times New Roman" w:hAnsi="Times New Roman" w:eastAsia="바탕체"/>
+          <w:b w:val="0"/>
+          <w:i w:val="0"/>
+          <w:sz w:val="20"/>
+        </w:rPr>
+        <w:t>구현 측면에서 중요한 제약은 두 로그가 동일 wafer를 가리키더라도 파일명 형식이 일치하지 않고 저장 시각에도 편차가 존재한다는 점이다. 이 때문에 단순 파일명 join이나 사후 DB 매칭에 의존하면 전수 검색 비용이 커지고, 실시간에 가까운 데이터 생성 파이프라인을 구성하기 어렵다. 따라서 본 시스템은 wafer 식별 규칙과 ±10초 시간 오프셋을 이용해 Bucket A의 primary fail map raw 파일과 Bucket B의 chip-level measurement 로그를 로그 단계에서 직접 정합한다. 이후 Bucket A 로그의 `X=, Y=, b=` 헤더와 뒤따르는 hex grade block을 Cython 기반 Hex 파싱으로 변환하여 chip tile array를 복원하고, Bucket B에서 읽은 BIN, FBT, QVL 및 wafer-level yield, sys, lt, tm을 positions JSON에 병합한다. 이 결과 분류기와 UI는 동일한 wafer 좌표계와 동일한 chip 인덱스를 공유하게 된다.</w:t>
       </w:r>
     </w:p>
     <w:p>
